--- a/hin/docx/22.content.docx
+++ b/hin/docx/22.content.docx
@@ -136,13 +136,6 @@
         <w:rPr>
           <w:lang w:val="hi_IN" w:bidi="hi_IN"/>
         </w:rPr>
-      </w:r>
-      <w:r>
-        <w:rPr>
-          <w:i/>
-          <w:lang w:val="hi_IN" w:bidi="hi_IN"/>
-        </w:rPr>
-        <w:t>श्रेष्ठगीत 1:1, श्रेष्ठगीत 1:2, श्रेष्ठगीत 1:2 (#2), श्रेष्ठगीत 1:3, श्रेष्ठगीत 1:4, श्रेष्ठगीत 1:5, श्रेष्ठगीत 1:6, श्रेष्ठगीत 1:6 (#2), श्रेष्ठगीत 1:7, श्रेष्ठगीत 1:8, श्रेष्ठगीत 1:9, श्रेष्ठगीत 1:10, श्रेष्ठगीत 1:11, श्रेष्ठगीत 1:12, श्रेष्ठगीत 1:13, श्रेष्ठगीत 1:14, श्रेष्ठगीत 1:15, श्रेष्ठगीत 1:16, श्रेष्ठगीत 1:17, श्रेष्ठगीत 2:1, श्रेष्ठगीत 2:2, श्रेष्ठगीत 2:3, श्रेष्ठगीत 2:3 (#2), श्रेष्ठगीत 2:3 (#3), श्रेष्ठगीत 2:4, श्रेष्ठगीत 2:4 (#2), श्रेष्ठगीत 2:5, श्रेष्ठगीत 2:6, श्रेष्ठगीत 2:7, श्रेष्ठगीत 2:8, श्रेष्ठगीत 2:8 (#2), श्रेष्ठगीत 2:9, श्रेष्ठगीत 2:10, श्रेष्ठगीत 2:11, श्रेष्ठगीत 2:12, श्रेष्ठगीत 2:12 (#2), श्रेष्ठगीत 2:13, श्रेष्ठगीत 2:13 (#2), श्रेष्ठगीत 2:14, श्रेष्ठगीत 2:14 (#2), श्रेष्ठगीत 2:15, श्रेष्ठगीत 2:16, श्रेष्ठगीत 2:16 (#2), श्रेष्ठगीत 2:16 (#3), श्रेष्ठगीत 2:17, श्रेष्ठगीत 2:17 (#2), श्रेष्ठगीत 2:17 (#3), श्रेष्ठगीत 3:1, श्रेष्ठगीत 3:2, श्रेष्ठगीत 3:3, श्रेष्ठगीत 3:4, श्रेष्ठगीत 3:4 (#2), श्रेष्ठगीत 3:5, श्रेष्ठगीत 3:6–7, श्रेष्ठगीत 3:8, श्रेष्ठगीत 3:9, श्रेष्ठगीत 3:10, श्रेष्ठगीत 3:11, श्रेष्ठगीत 3:11 (#2), श्रेष्ठगीत 4:1, श्रेष्ठगीत 4:1 (#2), श्रेष्ठगीत 4:2, श्रेष्ठगीत 4:3, श्रेष्ठगीत 4:3 (#2), श्रेष्ठगीत 4:4, श्रेष्ठगीत 4:5, श्रेष्ठगीत 4:6, श्रेष्ठगीत 4:7, श्रेष्ठगीत 4:7 (#2), श्रेष्ठगीत 4:9, श्रेष्ठगीत 4:10, श्रेष्ठगीत 4:10, श्रेष्ठगीत 4:11, श्रेष्ठगीत 4:11 (#2), श्रेष्ठगीत 4:12, श्रेष्ठगीत 4:13–14, श्रेष्ठगीत 4:15, श्रेष्ठगीत 4:16, श्रेष्ठगीत 4:16 (#2), श्रेष्ठगीत 5:1, श्रेष्ठगीत 5:2, श्रेष्ठगीत 5:3, श्रेष्ठगीत 5:4, श्रेष्ठगीत 5:5, श्रेष्ठगीत 5:6, श्रेष्ठगीत 5:7, श्रेष्ठगीत 5:8, श्रेष्ठगीत 5:8 (#2), श्रेष्ठगीत 5:9, श्रेष्ठगीत 5:10, श्रेष्ठगीत 5:11, श्रेष्ठगीत 5:12, श्रेष्ठगीत 5:13, श्रेष्ठगीत 5:14, श्रेष्ठगीत 5:15, श्रेष्ठगीत 5:16, श्रेष्ठगीत 6:1, श्रेष्ठगीत 6:1 (#2), श्रेष्ठगीत 6:2, श्रेष्ठगीत 6:3, श्रेष्ठगीत 6:3 (#2), श्रेष्ठगीत 6:4, श्रेष्ठगीत 6:4 (#2), श्रेष्ठगीत 6:5, श्रेष्ठगीत 6:5 (#2), श्रेष्ठगीत 6:6, श्रेष्ठगीत 6:7, श्रेष्ठगीत 6:8, श्रेष्ठगीत 6:9, श्रेष्ठगीत 6:9 (#2), श्रेष्ठगीत 6:10, श्रेष्ठगीत 6:11, श्रेष्ठगीत 6:12, श्रेष्ठगीत 6:13, श्रेष्ठगीत 6:13 (#2), श्रेष्ठगीत 6:13 (#3), श्रेष्ठगीत 7:1, श्रेष्ठगीत 7:2, श्रेष्ठगीत 7:3, श्रेष्ठगीत 7:4, श्रेष्ठगीत 7:5, श्रेष्ठगीत 7:7, श्रेष्ठगीत 7:8, श्रेष्ठगीत 7:9, श्रेष्ठगीत 7:10, श्रेष्ठगीत 7:11, श्रेष्ठगीत 7:12, श्रेष्ठगीत 7:12 (#2), श्रेष्ठगीत 7:13, श्रेष्ठगीत 7:13 (#2), श्रेष्ठगीत 8:1, श्रेष्ठगीत 8:2, श्रेष्ठगीत 8:3, श्रेष्ठगीत 8:4, श्रेष्ठगीत 8:5, श्रेष्ठगीत 8:5 (#2), श्रेष्ठगीत 8:6, श्रेष्ठगीत 8:7, श्रेष्ठगीत 8:8, श्रेष्ठगीत 8:9, श्रेष्ठगीत 8:9 (#2), श्रेष्ठगीत 8:10, श्रेष्ठगीत 8:11, श्रेष्ठगीत 8:12, श्रेष्ठगीत 8:13, श्रेष्ठगीत 8:14</w:t>
       </w:r>
       <w:r>
         <w:rPr>

--- a/hin/docx/22.content.docx
+++ b/hin/docx/22.content.docx
@@ -123,19 +123,6 @@
           <w:lang w:val="hi_IN" w:bidi="hi_IN"/>
         </w:rPr>
         <w:t>SNG</w:t>
-      </w:r>
-      <w:r>
-        <w:rPr>
-          <w:lang w:val="hi_IN" w:bidi="hi_IN"/>
-        </w:rPr>
-      </w:r>
-    </w:p>
-    <w:p>
-      <w:pPr/>
-      <w:r>
-        <w:rPr>
-          <w:lang w:val="hi_IN" w:bidi="hi_IN"/>
-        </w:rPr>
       </w:r>
       <w:r>
         <w:rPr>

--- a/hin/docx/22.content.docx
+++ b/hin/docx/22.content.docx
@@ -19,7 +19,7 @@
         <w:rPr>
           <w:lang w:val="hi_IN" w:bidi="hi_IN"/>
         </w:rPr>
-        <w:t>Resource: अनुवाद प्रश्न (unfoldingWord)</w:t>
+        <w:t>Resource: unfoldingWord® Translation Questions</w:t>
       </w:r>
       <w:r>
         <w:rPr>
@@ -85,7 +85,7 @@
         <w:rPr>
           <w:lang w:val="hi_IN" w:bidi="hi_IN"/>
         </w:rPr>
-        <w:t>अनुवाद प्रश्न (unfoldingWord)</w:t>
+        <w:t>unfoldingWord® Translation Questions</w:t>
       </w:r>
     </w:p>
     <w:p>
